--- a/output/docx/fr/BUFRCREX_TableB_fr_11.docx
+++ b/output/docx/fr/BUFRCREX_TableB_fr_11.docx
@@ -3337,7 +3337,7 @@
                 <w:b w:val="0"/>
                 <w:sz w:val="16"/>
               </w:rPr>
-              <w:t>Note 147: Le facteur de stabilité du vent est le rapport de la vitesse du vecteur vent moyen mensuel à la vitesse du vent scalaire moyen mensuel, exprimé en pourcentage. La valeur est arrondie au point de pourcentage le plus proche.</w:t>
+              <w:t>Note B147: Le facteur de stabilité du vent est le rapport de la vitesse du vecteur vent moyen mensuel à la vitesse du vent scalaire moyen mensuel, exprimé en pourcentage. La valeur est arrondie au point de pourcentage le plus proche.</w:t>
             </w:r>
           </w:p>
         </w:tc>
@@ -15547,7 +15547,7 @@
           <w:i/>
           <w:sz w:val="14"/>
         </w:rPr>
-        <w:t>Note 64: Les composantes w descendantes sont indiquées par des valeurs positives, pour lesquelles l’unité est le Pa s –1 .</w:t>
+        <w:t>Note B64: Les composantes w descendantes sont indiquées par des valeurs positives, pour lesquelles l’unité est le Pa s –1 .</w:t>
       </w:r>
     </w:p>
     <w:p>
@@ -15557,7 +15557,7 @@
           <w:i/>
           <w:sz w:val="14"/>
         </w:rPr>
-        <w:t>Note 123: Les composantes v dans le sens sud–nord sont indiquées par des valeurs positives.</w:t>
+        <w:t>Note B123: Les composantes v dans le sens sud–nord sont indiquées par des valeurs positives.</w:t>
       </w:r>
     </w:p>
     <w:p>
@@ -15567,7 +15567,7 @@
           <w:i/>
           <w:sz w:val="14"/>
         </w:rPr>
-        <w:t>Note 126: Les stations situées à moins de 1° du pôle Nord ou du pôle Sud chiffrent leurs observations de la direction du vent de surface avec le limbe d’azimut orienté de sorte que son zéro coïncide avec le méridien de Greenwich.</w:t>
+        <w:t>Note B126: Les stations situées à moins de 1° du pôle Nord ou du pôle Sud chiffrent leurs observations de la direction du vent de surface avec le limbe d’azimut orienté de sorte que son zéro coïncide avec le méridien de Greenwich.</w:t>
       </w:r>
     </w:p>
     <w:p>
@@ -15577,7 +15577,7 @@
           <w:i/>
           <w:sz w:val="14"/>
         </w:rPr>
-        <w:t>Note 161: Les composantes w ascendantes sont indiquées par des valeurs positives, pour lesquelles l’unité est le m s –1 .</w:t>
+        <w:t>Note B161: Les composantes w ascendantes sont indiquées par des valeurs positives, pour lesquelles l’unité est le m s –1 .</w:t>
       </w:r>
     </w:p>
     <w:p>
@@ -15587,7 +15587,7 @@
           <w:i/>
           <w:sz w:val="14"/>
         </w:rPr>
-        <w:t>Note 167: Les composantes u dans le sens ouest–est sont indiquées par des valeurs positives.</w:t>
+        <w:t>Note B167: Les composantes u dans le sens ouest–est sont indiquées par des valeurs positives.</w:t>
       </w:r>
     </w:p>
     <w:p>
@@ -15597,7 +15597,7 @@
           <w:i/>
           <w:sz w:val="14"/>
         </w:rPr>
-        <w:t>Note 180: Normes pour la transmission des vents: Vitesse Direction Pas d’observation Manquante Manquante Calme 0 0 Observation normale &gt; 0 1° – 360° Vitesse seulement &gt; 0 Manquante Direction seulement Manquante 1° – 360° «Léger et variable» &gt; 0 0</w:t>
+        <w:t>Note B180: Normes pour la transmission des vents: Vitesse Direction Pas d’observation Manquante Manquante Calme 0 0 Observation normale &gt; 0 1° – 360° Vitesse seulement &gt; 0 Manquante Direction seulement Manquante 1° – 360° «Léger et variable» &gt; 0 0</w:t>
       </w:r>
     </w:p>
     <w:sectPr>
